--- a/business/strategy/ETABLIX-three-months.docx
+++ b/business/strategy/ETABLIX-three-months.docx
@@ -1011,6 +1011,330 @@
           <w:szCs w:val="20"/>
         </w:rPr>
         <w:t xml:space="preserve"> The AtkinsRéalis notice is the lesson: a capability email carrying a curriculum vitae reads as an agency touting a person, and the answer is a supplier-code notice against the whole company. Describe what the company does. Never attach the CV.</w:t>
+      </w:r>
+    </w:p>
+    <w:p>
+      <w:pPr>
+        <w:pStyle w:val="Heading1"/>
+        <w:keepNext/>
+        <w:pBdr>
+          <w:bottom w:val="single" w:color="9C7A3C" w:sz="8" w:space="6"/>
+        </w:pBdr>
+        <w:spacing w:after="150" w:before="380"/>
+      </w:pPr>
+      <w:r>
+        <w:rPr>
+          <w:rFonts w:ascii="Arial" w:cs="Arial" w:eastAsia="Arial" w:hAnsi="Arial"/>
+          <w:b/>
+          <w:bCs/>
+          <w:color w:val="14181D"/>
+          <w:sz w:val="26"/>
+          <w:szCs w:val="26"/>
+        </w:rPr>
+        <w:t xml:space="preserve">The CV is costing you interviews today, and it is a ten-minute fix</w:t>
+      </w:r>
+    </w:p>
+    <w:p>
+      <w:pPr>
+        <w:spacing w:after="90" w:before="90" w:line="280"/>
+      </w:pPr>
+      <w:r>
+        <w:rPr>
+          <w:rFonts w:ascii="Arial" w:cs="Arial" w:eastAsia="Arial" w:hAnsi="Arial"/>
+          <w:color w:val="14181D"/>
+          <w:sz w:val="20"/>
+          <w:szCs w:val="20"/>
+        </w:rPr>
+        <w:t xml:space="preserve">AZES RDC is confirmed as a title with no pay, contingent on senior Congolese ministerial approval that may take a long time or may never come. Treat it as a lottery ticket, not a plan, and spend no further time on it until the approval arrives.</w:t>
+      </w:r>
+    </w:p>
+    <w:p>
+      <w:pPr>
+        <w:spacing w:after="90" w:before="90" w:line="280"/>
+      </w:pPr>
+      <w:r>
+        <w:rPr>
+          <w:rFonts w:ascii="Arial" w:cs="Arial" w:eastAsia="Arial" w:hAnsi="Arial"/>
+          <w:color w:val="14181D"/>
+          <w:sz w:val="20"/>
+          <w:szCs w:val="20"/>
+        </w:rPr>
+        <w:t xml:space="preserve">But it is doing active harm where it sits. The CV currently opens:</w:t>
+      </w:r>
+    </w:p>
+    <w:p>
+      <w:pPr>
+        <w:pBdr>
+          <w:left w:val="single" w:color="9C7A3C" w:sz="18" w:space="10"/>
+        </w:pBdr>
+        <w:shd w:fill="EFE6D2" w:color="auto" w:val="clear"/>
+        <w:spacing w:after="150" w:before="150" w:line="280"/>
+        <w:ind w:left="170" w:right="170"/>
+      </w:pPr>
+      <w:r>
+        <w:rPr>
+          <w:rFonts w:ascii="Arial" w:cs="Arial" w:eastAsia="Arial" w:hAnsi="Arial"/>
+          <w:color w:val="14181D"/>
+          <w:sz w:val="19"/>
+          <w:szCs w:val="19"/>
+        </w:rPr>
+        <w:t xml:space="preserve">AGENCE DES ZONES ÉCONOMIQUES SPÉCIALES (AZES RDC) Technical Director of Operations (Contract) | Jan 2026 – Present</w:t>
+      </w:r>
+    </w:p>
+    <w:p>
+      <w:pPr>
+        <w:spacing w:after="90" w:before="90" w:line="280"/>
+      </w:pPr>
+      <w:r>
+        <w:rPr>
+          <w:rFonts w:ascii="Arial" w:cs="Arial" w:eastAsia="Arial" w:hAnsi="Arial"/>
+          <w:color w:val="14181D"/>
+          <w:sz w:val="20"/>
+          <w:szCs w:val="20"/>
+        </w:rPr>
+        <w:t xml:space="preserve">A resourcing manager at a tier-one contractor reads the top third of a CV and nothing else. What that says is: </w:t>
+      </w:r>
+      <w:r>
+        <w:rPr>
+          <w:rFonts w:ascii="Arial" w:cs="Arial" w:eastAsia="Arial" w:hAnsi="Arial"/>
+          <w:i/>
+          <w:iCs/>
+          <w:color w:val="14181D"/>
+          <w:sz w:val="20"/>
+          <w:szCs w:val="20"/>
+        </w:rPr>
+        <w:t xml:space="preserve">currently employed as an executive in the DRC.</w:t>
+      </w:r>
+      <w:r>
+        <w:rPr>
+          <w:rFonts w:ascii="Arial" w:cs="Arial" w:eastAsia="Arial" w:hAnsi="Arial"/>
+          <w:color w:val="14181D"/>
+          <w:sz w:val="20"/>
+          <w:szCs w:val="20"/>
+        </w:rPr>
+        <w:t xml:space="preserve"> Which means not available, probably expensive, and almost certainly not interested in a site-based contract role in Scotland. </w:t>
+      </w:r>
+      <w:r>
+        <w:rPr>
+          <w:rFonts w:ascii="Arial" w:cs="Arial" w:eastAsia="Arial" w:hAnsi="Arial"/>
+          <w:b/>
+          <w:bCs/>
+          <w:color w:val="14181D"/>
+          <w:sz w:val="20"/>
+          <w:szCs w:val="20"/>
+        </w:rPr>
+        <w:t xml:space="preserve">It is a stop sign on the first thing they read</w:t>
+      </w:r>
+      <w:r>
+        <w:rPr>
+          <w:rFonts w:ascii="Arial" w:cs="Arial" w:eastAsia="Arial" w:hAnsi="Arial"/>
+          <w:color w:val="14181D"/>
+          <w:sz w:val="20"/>
+          <w:szCs w:val="20"/>
+        </w:rPr>
+        <w:t xml:space="preserve">, and it is the reason a very employable CV may be getting no calls.</w:t>
+      </w:r>
+    </w:p>
+    <w:p>
+      <w:pPr>
+        <w:spacing w:after="90" w:before="90" w:line="280"/>
+      </w:pPr>
+      <w:r>
+        <w:rPr>
+          <w:rFonts w:ascii="Arial" w:cs="Arial" w:eastAsia="Arial" w:hAnsi="Arial"/>
+          <w:color w:val="14181D"/>
+          <w:sz w:val="20"/>
+          <w:szCs w:val="20"/>
+        </w:rPr>
+        <w:t xml:space="preserve">Three changes, all true, none of them spin:</w:t>
+      </w:r>
+    </w:p>
+    <w:p>
+      <w:pPr>
+        <w:pStyle w:val="ListParagraph"/>
+        <w:numPr>
+          <w:ilvl w:val="0"/>
+          <w:numId w:val="2"/>
+        </w:numPr>
+        <w:spacing w:after="50" w:before="50" w:line="280"/>
+      </w:pPr>
+      <w:r>
+        <w:rPr>
+          <w:rFonts w:ascii="Arial" w:cs="Arial" w:eastAsia="Arial" w:hAnsi="Arial"/>
+          <w:b/>
+          <w:bCs/>
+          <w:color w:val="14181D"/>
+          <w:sz w:val="20"/>
+          <w:szCs w:val="20"/>
+        </w:rPr>
+        <w:t xml:space="preserve">1. </w:t>
+      </w:r>
+      <w:r>
+        <w:rPr>
+          <w:rFonts w:ascii="Arial" w:cs="Arial" w:eastAsia="Arial" w:hAnsi="Arial"/>
+          <w:b/>
+          <w:bCs/>
+          <w:color w:val="14181D"/>
+          <w:sz w:val="20"/>
+          <w:szCs w:val="20"/>
+        </w:rPr>
+        <w:t xml:space="preserve">Add one line directly under the name</w:t>
+      </w:r>
+      <w:r>
+        <w:rPr>
+          <w:rFonts w:ascii="Arial" w:cs="Arial" w:eastAsia="Arial" w:hAnsi="Arial"/>
+          <w:color w:val="14181D"/>
+          <w:sz w:val="20"/>
+          <w:szCs w:val="20"/>
+        </w:rPr>
+        <w:t xml:space="preserve">, before anything else: </w:t>
+      </w:r>
+      <w:r>
+        <w:rPr>
+          <w:rFonts w:ascii="Arial" w:cs="Arial" w:eastAsia="Arial" w:hAnsi="Arial"/>
+          <w:i/>
+          <w:iCs/>
+          <w:color w:val="14181D"/>
+          <w:sz w:val="20"/>
+          <w:szCs w:val="20"/>
+        </w:rPr>
+        <w:t xml:space="preserve">Available immediately for contract · Limited company (JNN GLOBAL LTD) · Outside IR35 preferred · UK-wide and Ireland.</w:t>
+      </w:r>
+    </w:p>
+    <w:p>
+      <w:pPr>
+        <w:pStyle w:val="ListParagraph"/>
+        <w:numPr>
+          <w:ilvl w:val="0"/>
+          <w:numId w:val="2"/>
+        </w:numPr>
+        <w:spacing w:after="50" w:before="50" w:line="280"/>
+      </w:pPr>
+      <w:r>
+        <w:rPr>
+          <w:rFonts w:ascii="Arial" w:cs="Arial" w:eastAsia="Arial" w:hAnsi="Arial"/>
+          <w:b/>
+          <w:bCs/>
+          <w:color w:val="14181D"/>
+          <w:sz w:val="20"/>
+          <w:szCs w:val="20"/>
+        </w:rPr>
+        <w:t xml:space="preserve">2. </w:t>
+      </w:r>
+      <w:r>
+        <w:rPr>
+          <w:rFonts w:ascii="Arial" w:cs="Arial" w:eastAsia="Arial" w:hAnsi="Arial"/>
+          <w:b/>
+          <w:bCs/>
+          <w:color w:val="14181D"/>
+          <w:sz w:val="20"/>
+          <w:szCs w:val="20"/>
+        </w:rPr>
+        <w:t xml:space="preserve">Relabel AZES so it cannot be read as current employment.</w:t>
+      </w:r>
+      <w:r>
+        <w:rPr>
+          <w:rFonts w:ascii="Arial" w:cs="Arial" w:eastAsia="Arial" w:hAnsi="Arial"/>
+          <w:color w:val="14181D"/>
+          <w:sz w:val="20"/>
+          <w:szCs w:val="20"/>
+        </w:rPr>
+        <w:t xml:space="preserve"> It is an appointment that has not mobilised, so say that: </w:t>
+      </w:r>
+      <w:r>
+        <w:rPr>
+          <w:rFonts w:ascii="Arial" w:cs="Arial" w:eastAsia="Arial" w:hAnsi="Arial"/>
+          <w:i/>
+          <w:iCs/>
+          <w:color w:val="14181D"/>
+          <w:sz w:val="20"/>
+          <w:szCs w:val="20"/>
+        </w:rPr>
+        <w:t xml:space="preserve">Technical Director of Operations (appointment, Jan 2026 — programme awaiting government funding approval, not yet mobilised).</w:t>
+      </w:r>
+      <w:r>
+        <w:rPr>
+          <w:rFonts w:ascii="Arial" w:cs="Arial" w:eastAsia="Arial" w:hAnsi="Arial"/>
+          <w:color w:val="14181D"/>
+          <w:sz w:val="20"/>
+          <w:szCs w:val="20"/>
+        </w:rPr>
+        <w:t xml:space="preserve"> Move it below GE Vernova. Nobody reasonable penalises an unmobilised appointment; everybody skips a current executive.</w:t>
+      </w:r>
+    </w:p>
+    <w:p>
+      <w:pPr>
+        <w:pStyle w:val="ListParagraph"/>
+        <w:numPr>
+          <w:ilvl w:val="0"/>
+          <w:numId w:val="2"/>
+        </w:numPr>
+        <w:spacing w:after="50" w:before="50" w:line="280"/>
+      </w:pPr>
+      <w:r>
+        <w:rPr>
+          <w:rFonts w:ascii="Arial" w:cs="Arial" w:eastAsia="Arial" w:hAnsi="Arial"/>
+          <w:b/>
+          <w:bCs/>
+          <w:color w:val="14181D"/>
+          <w:sz w:val="20"/>
+          <w:szCs w:val="20"/>
+        </w:rPr>
+        <w:t xml:space="preserve">3. </w:t>
+      </w:r>
+      <w:r>
+        <w:rPr>
+          <w:rFonts w:ascii="Arial" w:cs="Arial" w:eastAsia="Arial" w:hAnsi="Arial"/>
+          <w:b/>
+          <w:bCs/>
+          <w:color w:val="14181D"/>
+          <w:sz w:val="20"/>
+          <w:szCs w:val="20"/>
+        </w:rPr>
+        <w:t xml:space="preserve">Make GE Vernova the headline.</w:t>
+      </w:r>
+      <w:r>
+        <w:rPr>
+          <w:rFonts w:ascii="Arial" w:cs="Arial" w:eastAsia="Arial" w:hAnsi="Arial"/>
+          <w:color w:val="14181D"/>
+          <w:sz w:val="20"/>
+          <w:szCs w:val="20"/>
+        </w:rPr>
+        <w:t xml:space="preserve"> It is the most recent delivery, it is the market being applied to, and it is three years of exactly the work those thirteen newly appointed framework contractors are staffing for. It should be the first employer on the page.</w:t>
+      </w:r>
+    </w:p>
+    <w:p>
+      <w:pPr>
+        <w:spacing w:after="90" w:before="90" w:line="280"/>
+      </w:pPr>
+      <w:r>
+        <w:rPr>
+          <w:rFonts w:ascii="Arial" w:cs="Arial" w:eastAsia="Arial" w:hAnsi="Arial"/>
+          <w:color w:val="14181D"/>
+          <w:sz w:val="20"/>
+          <w:szCs w:val="20"/>
+        </w:rPr>
+        <w:t xml:space="preserve">The same correction has been made in </w:t>
+      </w:r>
+      <w:r>
+        <w:rPr>
+          <w:rFonts w:ascii="Arial" w:cs="Arial" w:eastAsia="Arial" w:hAnsi="Arial"/>
+          <w:i/>
+          <w:iCs/>
+          <w:color w:val="14181D"/>
+          <w:sz w:val="20"/>
+          <w:szCs w:val="20"/>
+        </w:rPr>
+        <w:t xml:space="preserve">Director's Relevant Experience</w:t>
+      </w:r>
+      <w:r>
+        <w:rPr>
+          <w:rFonts w:ascii="Arial" w:cs="Arial" w:eastAsia="Arial" w:hAnsi="Arial"/>
+          <w:color w:val="14181D"/>
+          <w:sz w:val="20"/>
+          <w:szCs w:val="20"/>
+        </w:rPr>
+        <w:t xml:space="preserve">, where the AZES row originally described directing EPC contractors across power, roads, water and industrial facilities. None of that has happened. In the one document that offers referees and invites a buyer to telephone them, that was the kind of overclaim that discredits every true row beside it.</w:t>
       </w:r>
     </w:p>
     <w:p>

--- a/business/strategy/ETABLIX-three-months.docx
+++ b/business/strategy/ETABLIX-three-months.docx
@@ -1031,35 +1031,150 @@
           <w:sz w:val="26"/>
           <w:szCs w:val="26"/>
         </w:rPr>
-        <w:t xml:space="preserve">The CV is costing you interviews today, and it is a ten-minute fix</w:t>
-      </w:r>
-    </w:p>
-    <w:p>
-      <w:pPr>
-        <w:spacing w:after="90" w:before="90" w:line="280"/>
-      </w:pPr>
-      <w:r>
-        <w:rPr>
-          <w:rFonts w:ascii="Arial" w:cs="Arial" w:eastAsia="Arial" w:hAnsi="Arial"/>
-          <w:color w:val="14181D"/>
-          <w:sz w:val="20"/>
-          <w:szCs w:val="20"/>
-        </w:rPr>
-        <w:t xml:space="preserve">AZES RDC is confirmed as a title with no pay, contingent on senior Congolese ministerial approval that may take a long time or may never come. Treat it as a lottery ticket, not a plan, and spend no further time on it until the approval arrives.</w:t>
-      </w:r>
-    </w:p>
-    <w:p>
-      <w:pPr>
-        <w:spacing w:after="90" w:before="90" w:line="280"/>
-      </w:pPr>
-      <w:r>
-        <w:rPr>
-          <w:rFonts w:ascii="Arial" w:cs="Arial" w:eastAsia="Arial" w:hAnsi="Arial"/>
-          <w:color w:val="14181D"/>
-          <w:sz w:val="20"/>
-          <w:szCs w:val="20"/>
-        </w:rPr>
-        <w:t xml:space="preserve">But it is doing active harm where it sits. The CV currently opens:</w:t>
+        <w:t xml:space="preserve">AZES: real work, no money. Three consequences.</w:t>
+      </w:r>
+    </w:p>
+    <w:p>
+      <w:pPr>
+        <w:spacing w:after="90" w:before="90" w:line="280"/>
+      </w:pPr>
+      <w:r>
+        <w:rPr>
+          <w:rFonts w:ascii="Arial" w:cs="Arial" w:eastAsia="Arial" w:hAnsi="Arial"/>
+          <w:color w:val="14181D"/>
+          <w:sz w:val="20"/>
+          <w:szCs w:val="20"/>
+        </w:rPr>
+        <w:t xml:space="preserve">The appointment has mobilised and the role is being performed. What has not started is </w:t>
+      </w:r>
+      <w:r>
+        <w:rPr>
+          <w:rFonts w:ascii="Arial" w:cs="Arial" w:eastAsia="Arial" w:hAnsi="Arial"/>
+          <w:b/>
+          <w:bCs/>
+          <w:color w:val="14181D"/>
+          <w:sz w:val="20"/>
+          <w:szCs w:val="20"/>
+        </w:rPr>
+        <w:t xml:space="preserve">payment</w:t>
+      </w:r>
+      <w:r>
+        <w:rPr>
+          <w:rFonts w:ascii="Arial" w:cs="Arial" w:eastAsia="Arial" w:hAnsi="Arial"/>
+          <w:color w:val="14181D"/>
+          <w:sz w:val="20"/>
+          <w:szCs w:val="20"/>
+        </w:rPr>
+        <w:t xml:space="preserve">, which is subject to senior Congolese ministerial approval and may take a long time or may never come.</w:t>
+      </w:r>
+    </w:p>
+    <w:p>
+      <w:pPr>
+        <w:spacing w:after="90" w:before="90" w:line="280"/>
+      </w:pPr>
+      <w:r>
+        <w:rPr>
+          <w:rFonts w:ascii="Arial" w:cs="Arial" w:eastAsia="Arial" w:hAnsi="Arial"/>
+          <w:color w:val="14181D"/>
+          <w:sz w:val="20"/>
+          <w:szCs w:val="20"/>
+        </w:rPr>
+        <w:t xml:space="preserve">So it is not a title to be discounted — it is a genuine current senior delivery role — and that changes three things.</w:t>
+      </w:r>
+    </w:p>
+    <w:p>
+      <w:pPr>
+        <w:pStyle w:val="Heading2"/>
+        <w:keepNext/>
+        <w:spacing w:after="110" w:before="260"/>
+      </w:pPr>
+      <w:r>
+        <w:rPr>
+          <w:rFonts w:ascii="Arial" w:cs="Arial" w:eastAsia="Arial" w:hAnsi="Arial"/>
+          <w:b/>
+          <w:bCs/>
+          <w:color w:val="9C7A3C"/>
+          <w:sz w:val="21"/>
+          <w:szCs w:val="21"/>
+        </w:rPr>
+        <w:t xml:space="preserve">1. It stays in the record, in full</w:t>
+      </w:r>
+    </w:p>
+    <w:p>
+      <w:pPr>
+        <w:spacing w:after="90" w:before="90" w:line="280"/>
+      </w:pPr>
+      <w:r>
+        <w:rPr>
+          <w:rFonts w:ascii="Arial" w:cs="Arial" w:eastAsia="Arial" w:hAnsi="Arial"/>
+          <w:i/>
+          <w:iCs/>
+          <w:color w:val="14181D"/>
+          <w:sz w:val="20"/>
+          <w:szCs w:val="20"/>
+        </w:rPr>
+        <w:t xml:space="preserve">Director's Relevant Experience</w:t>
+      </w:r>
+      <w:r>
+        <w:rPr>
+          <w:rFonts w:ascii="Arial" w:cs="Arial" w:eastAsia="Arial" w:hAnsi="Arial"/>
+          <w:color w:val="14181D"/>
+          <w:sz w:val="20"/>
+          <w:szCs w:val="20"/>
+        </w:rPr>
+        <w:t xml:space="preserve"> describes the responsibilities held, as a current role should. </w:t>
+      </w:r>
+      <w:r>
+        <w:rPr>
+          <w:rFonts w:ascii="Arial" w:cs="Arial" w:eastAsia="Arial" w:hAnsi="Arial"/>
+          <w:b/>
+          <w:bCs/>
+          <w:color w:val="14181D"/>
+          <w:sz w:val="20"/>
+          <w:szCs w:val="20"/>
+        </w:rPr>
+        <w:t xml:space="preserve">The pay position is deliberately not in it.</w:t>
+      </w:r>
+      <w:r>
+        <w:rPr>
+          <w:rFonts w:ascii="Arial" w:cs="Arial" w:eastAsia="Arial" w:hAnsi="Arial"/>
+          <w:color w:val="14181D"/>
+          <w:sz w:val="20"/>
+          <w:szCs w:val="20"/>
+        </w:rPr>
+        <w:t xml:space="preserve"> It is a private commercial matter, it says nothing about technical and professional ability, and volunteering it would invite a question about financial standing that the accounts have already answered on their own terms.</w:t>
+      </w:r>
+    </w:p>
+    <w:p>
+      <w:pPr>
+        <w:pStyle w:val="Heading2"/>
+        <w:keepNext/>
+        <w:spacing w:after="110" w:before="260"/>
+      </w:pPr>
+      <w:r>
+        <w:rPr>
+          <w:rFonts w:ascii="Arial" w:cs="Arial" w:eastAsia="Arial" w:hAnsi="Arial"/>
+          <w:b/>
+          <w:bCs/>
+          <w:color w:val="9C7A3C"/>
+          <w:sz w:val="21"/>
+          <w:szCs w:val="21"/>
+        </w:rPr>
+        <w:t xml:space="preserve">2. But the CV still needs fixing today, for a different reason</w:t>
+      </w:r>
+    </w:p>
+    <w:p>
+      <w:pPr>
+        <w:spacing w:after="90" w:before="90" w:line="280"/>
+      </w:pPr>
+      <w:r>
+        <w:rPr>
+          <w:rFonts w:ascii="Arial" w:cs="Arial" w:eastAsia="Arial" w:hAnsi="Arial"/>
+          <w:color w:val="14181D"/>
+          <w:sz w:val="20"/>
+          <w:szCs w:val="20"/>
+        </w:rPr>
+        <w:t xml:space="preserve">The CV opens:</w:t>
       </w:r>
     </w:p>
     <w:p>
@@ -1092,7 +1207,7 @@
           <w:sz w:val="20"/>
           <w:szCs w:val="20"/>
         </w:rPr>
-        <w:t xml:space="preserve">A resourcing manager at a tier-one contractor reads the top third of a CV and nothing else. What that says is: </w:t>
+        <w:t xml:space="preserve">A resourcing manager at a tier-one contractor reads the top third and nothing else, and what that says is </w:t>
       </w:r>
       <w:r>
         <w:rPr>
@@ -1103,50 +1218,41 @@
           <w:sz w:val="20"/>
           <w:szCs w:val="20"/>
         </w:rPr>
-        <w:t xml:space="preserve">currently employed as an executive in the DRC.</w:t>
-      </w:r>
-      <w:r>
-        <w:rPr>
-          <w:rFonts w:ascii="Arial" w:cs="Arial" w:eastAsia="Arial" w:hAnsi="Arial"/>
-          <w:color w:val="14181D"/>
-          <w:sz w:val="20"/>
-          <w:szCs w:val="20"/>
-        </w:rPr>
-        <w:t xml:space="preserve"> Which means not available, probably expensive, and almost certainly not interested in a site-based contract role in Scotland. </w:t>
-      </w:r>
-      <w:r>
-        <w:rPr>
-          <w:rFonts w:ascii="Arial" w:cs="Arial" w:eastAsia="Arial" w:hAnsi="Arial"/>
-          <w:b/>
-          <w:bCs/>
-          <w:color w:val="14181D"/>
-          <w:sz w:val="20"/>
-          <w:szCs w:val="20"/>
-        </w:rPr>
-        <w:t xml:space="preserve">It is a stop sign on the first thing they read</w:t>
-      </w:r>
-      <w:r>
-        <w:rPr>
-          <w:rFonts w:ascii="Arial" w:cs="Arial" w:eastAsia="Arial" w:hAnsi="Arial"/>
-          <w:color w:val="14181D"/>
-          <w:sz w:val="20"/>
-          <w:szCs w:val="20"/>
-        </w:rPr>
-        <w:t xml:space="preserve">, and it is the reason a very employable CV may be getting no calls.</w:t>
-      </w:r>
-    </w:p>
-    <w:p>
-      <w:pPr>
-        <w:spacing w:after="90" w:before="90" w:line="280"/>
-      </w:pPr>
-      <w:r>
-        <w:rPr>
-          <w:rFonts w:ascii="Arial" w:cs="Arial" w:eastAsia="Arial" w:hAnsi="Arial"/>
-          <w:color w:val="14181D"/>
-          <w:sz w:val="20"/>
-          <w:szCs w:val="20"/>
-        </w:rPr>
-        <w:t xml:space="preserve">Three changes, all true, none of them spin:</w:t>
+        <w:t xml:space="preserve">currently a sitting executive in the DRC</w:t>
+      </w:r>
+      <w:r>
+        <w:rPr>
+          <w:rFonts w:ascii="Arial" w:cs="Arial" w:eastAsia="Arial" w:hAnsi="Arial"/>
+          <w:color w:val="14181D"/>
+          <w:sz w:val="20"/>
+          <w:szCs w:val="20"/>
+        </w:rPr>
+        <w:t xml:space="preserve">. Not available, probably expensive, certainly not taking a site-based contract in Aberdeenshire. </w:t>
+      </w:r>
+      <w:r>
+        <w:rPr>
+          <w:rFonts w:ascii="Arial" w:cs="Arial" w:eastAsia="Arial" w:hAnsi="Arial"/>
+          <w:b/>
+          <w:bCs/>
+          <w:color w:val="14181D"/>
+          <w:sz w:val="20"/>
+          <w:szCs w:val="20"/>
+        </w:rPr>
+        <w:t xml:space="preserve">It is a stop sign on the first thing they read.</w:t>
+      </w:r>
+    </w:p>
+    <w:p>
+      <w:pPr>
+        <w:spacing w:after="90" w:before="90" w:line="280"/>
+      </w:pPr>
+      <w:r>
+        <w:rPr>
+          <w:rFonts w:ascii="Arial" w:cs="Arial" w:eastAsia="Arial" w:hAnsi="Arial"/>
+          <w:color w:val="14181D"/>
+          <w:sz w:val="20"/>
+          <w:szCs w:val="20"/>
+        </w:rPr>
+        <w:t xml:space="preserve">The fix is not to diminish the role — it is real and it is senior. It is to remove the ambiguity about availability:</w:t>
       </w:r>
     </w:p>
     <w:p>
@@ -1178,7 +1284,7 @@
           <w:sz w:val="20"/>
           <w:szCs w:val="20"/>
         </w:rPr>
-        <w:t xml:space="preserve">Add one line directly under the name</w:t>
+        <w:t xml:space="preserve">One line directly under the name</w:t>
       </w:r>
       <w:r>
         <w:rPr>
@@ -1198,7 +1304,7 @@
           <w:sz w:val="20"/>
           <w:szCs w:val="20"/>
         </w:rPr>
-        <w:t xml:space="preserve">Available immediately for contract · Limited company (JNN GLOBAL LTD) · Outside IR35 preferred · UK-wide and Ireland.</w:t>
+        <w:t xml:space="preserve">Available immediately for UK contract · Limited company (JNN GLOBAL LTD) · Outside IR35 preferred · UK-wide and Ireland.</w:t>
       </w:r>
     </w:p>
     <w:p>
@@ -1230,36 +1336,16 @@
           <w:sz w:val="20"/>
           <w:szCs w:val="20"/>
         </w:rPr>
-        <w:t xml:space="preserve">Relabel AZES so it cannot be read as current employment.</w:t>
-      </w:r>
-      <w:r>
-        <w:rPr>
-          <w:rFonts w:ascii="Arial" w:cs="Arial" w:eastAsia="Arial" w:hAnsi="Arial"/>
-          <w:color w:val="14181D"/>
-          <w:sz w:val="20"/>
-          <w:szCs w:val="20"/>
-        </w:rPr>
-        <w:t xml:space="preserve"> It is an appointment that has not mobilised, so say that: </w:t>
-      </w:r>
-      <w:r>
-        <w:rPr>
-          <w:rFonts w:ascii="Arial" w:cs="Arial" w:eastAsia="Arial" w:hAnsi="Arial"/>
-          <w:i/>
-          <w:iCs/>
-          <w:color w:val="14181D"/>
-          <w:sz w:val="20"/>
-          <w:szCs w:val="20"/>
-        </w:rPr>
-        <w:t xml:space="preserve">Technical Director of Operations (appointment, Jan 2026 — programme awaiting government funding approval, not yet mobilised).</w:t>
-      </w:r>
-      <w:r>
-        <w:rPr>
-          <w:rFonts w:ascii="Arial" w:cs="Arial" w:eastAsia="Arial" w:hAnsi="Arial"/>
-          <w:color w:val="14181D"/>
-          <w:sz w:val="20"/>
-          <w:szCs w:val="20"/>
-        </w:rPr>
-        <w:t xml:space="preserve"> Move it below GE Vernova. Nobody reasonable penalises an unmobilised appointment; everybody skips a current executive.</w:t>
+        <w:t xml:space="preserve">Make GE Vernova the first employer on the page.</w:t>
+      </w:r>
+      <w:r>
+        <w:rPr>
+          <w:rFonts w:ascii="Arial" w:cs="Arial" w:eastAsia="Arial" w:hAnsi="Arial"/>
+          <w:color w:val="14181D"/>
+          <w:sz w:val="20"/>
+          <w:szCs w:val="20"/>
+        </w:rPr>
+        <w:t xml:space="preserve"> Most recent UK delivery, the market being applied to, and three years of exactly what those thirteen newly appointed framework contractors are staffing for. AZES sits below it.</w:t>
       </w:r>
     </w:p>
     <w:p>
@@ -1291,50 +1377,148 @@
           <w:sz w:val="20"/>
           <w:szCs w:val="20"/>
         </w:rPr>
-        <w:t xml:space="preserve">Make GE Vernova the headline.</w:t>
-      </w:r>
-      <w:r>
-        <w:rPr>
-          <w:rFonts w:ascii="Arial" w:cs="Arial" w:eastAsia="Arial" w:hAnsi="Arial"/>
-          <w:color w:val="14181D"/>
-          <w:sz w:val="20"/>
-          <w:szCs w:val="20"/>
-        </w:rPr>
-        <w:t xml:space="preserve"> It is the most recent delivery, it is the market being applied to, and it is three years of exactly the work those thirteen newly appointed framework contractors are staffing for. It should be the first employer on the page.</w:t>
-      </w:r>
-    </w:p>
-    <w:p>
-      <w:pPr>
-        <w:spacing w:after="90" w:before="90" w:line="280"/>
-      </w:pPr>
-      <w:r>
-        <w:rPr>
-          <w:rFonts w:ascii="Arial" w:cs="Arial" w:eastAsia="Arial" w:hAnsi="Arial"/>
-          <w:color w:val="14181D"/>
-          <w:sz w:val="20"/>
-          <w:szCs w:val="20"/>
-        </w:rPr>
-        <w:t xml:space="preserve">The same correction has been made in </w:t>
-      </w:r>
-      <w:r>
-        <w:rPr>
-          <w:rFonts w:ascii="Arial" w:cs="Arial" w:eastAsia="Arial" w:hAnsi="Arial"/>
-          <w:i/>
-          <w:iCs/>
-          <w:color w:val="14181D"/>
-          <w:sz w:val="20"/>
-          <w:szCs w:val="20"/>
-        </w:rPr>
-        <w:t xml:space="preserve">Director's Relevant Experience</w:t>
-      </w:r>
-      <w:r>
-        <w:rPr>
-          <w:rFonts w:ascii="Arial" w:cs="Arial" w:eastAsia="Arial" w:hAnsi="Arial"/>
-          <w:color w:val="14181D"/>
-          <w:sz w:val="20"/>
-          <w:szCs w:val="20"/>
-        </w:rPr>
-        <w:t xml:space="preserve">, where the AZES row originally described directing EPC contractors across power, roads, water and industrial facilities. None of that has happened. In the one document that offers referees and invites a buyer to telephone them, that was the kind of overclaim that discredits every true row beside it.</w:t>
+        <w:t xml:space="preserve">Qualify the AZES line on time, not on substance</w:t>
+      </w:r>
+      <w:r>
+        <w:rPr>
+          <w:rFonts w:ascii="Arial" w:cs="Arial" w:eastAsia="Arial" w:hAnsi="Arial"/>
+          <w:color w:val="14181D"/>
+          <w:sz w:val="20"/>
+          <w:szCs w:val="20"/>
+        </w:rPr>
+        <w:t xml:space="preserve"> — if the role is part-time, remote or advisory in practice, say so in the title, because that single word is what turns "unavailable" into "available". If it is genuinely full-time, see the next point.</w:t>
+      </w:r>
+    </w:p>
+    <w:p>
+      <w:pPr>
+        <w:pStyle w:val="Heading2"/>
+        <w:keepNext/>
+        <w:spacing w:after="110" w:before="260"/>
+      </w:pPr>
+      <w:r>
+        <w:rPr>
+          <w:rFonts w:ascii="Arial" w:cs="Arial" w:eastAsia="Arial" w:hAnsi="Arial"/>
+          <w:b/>
+          <w:bCs/>
+          <w:color w:val="9C7A3C"/>
+          <w:sz w:val="21"/>
+          <w:szCs w:val="21"/>
+        </w:rPr>
+        <w:t xml:space="preserve">3. The hard one: unpaid full-time work cannot continue through this window</w:t>
+      </w:r>
+    </w:p>
+    <w:p>
+      <w:pPr>
+        <w:spacing w:after="90" w:before="90" w:line="280"/>
+      </w:pPr>
+      <w:r>
+        <w:rPr>
+          <w:rFonts w:ascii="Arial" w:cs="Arial" w:eastAsia="Arial" w:hAnsi="Arial"/>
+          <w:color w:val="14181D"/>
+          <w:sz w:val="20"/>
+          <w:szCs w:val="20"/>
+        </w:rPr>
+        <w:t xml:space="preserve">If AZES is taking most of a working week with no income against it, that is the single largest claim on the only resource there is. Facing mortgage trouble in three months while working an unpaid week is not sustainable, and no amount of goodwill towards the programme changes the arithmetic.</w:t>
+      </w:r>
+    </w:p>
+    <w:p>
+      <w:pPr>
+        <w:spacing w:after="90" w:before="90" w:line="280"/>
+      </w:pPr>
+      <w:r>
+        <w:rPr>
+          <w:rFonts w:ascii="Arial" w:cs="Arial" w:eastAsia="Arial" w:hAnsi="Arial"/>
+          <w:color w:val="14181D"/>
+          <w:sz w:val="20"/>
+          <w:szCs w:val="20"/>
+        </w:rPr>
+        <w:t xml:space="preserve">This is not a recommendation to abandon it. It is a recommendation to </w:t>
+      </w:r>
+      <w:r>
+        <w:rPr>
+          <w:rFonts w:ascii="Arial" w:cs="Arial" w:eastAsia="Arial" w:hAnsi="Arial"/>
+          <w:b/>
+          <w:bCs/>
+          <w:color w:val="14181D"/>
+          <w:sz w:val="20"/>
+          <w:szCs w:val="20"/>
+        </w:rPr>
+        <w:t xml:space="preserve">put it on a footing that leaves time to earn</w:t>
+      </w:r>
+      <w:r>
+        <w:rPr>
+          <w:rFonts w:ascii="Arial" w:cs="Arial" w:eastAsia="Arial" w:hAnsi="Arial"/>
+          <w:color w:val="14181D"/>
+          <w:sz w:val="20"/>
+          <w:szCs w:val="20"/>
+        </w:rPr>
+        <w:t xml:space="preserve">: reduce to an agreed number of days, agree a written date by which remuneration begins, and be straightforward with them about why. An agency that values the appointment will accommodate it. One that will not has told you what the appointment is worth.</w:t>
+      </w:r>
+    </w:p>
+    <w:p>
+      <w:pPr>
+        <w:pStyle w:val="Heading2"/>
+        <w:keepNext/>
+        <w:spacing w:after="110" w:before="260"/>
+      </w:pPr>
+      <w:r>
+        <w:rPr>
+          <w:rFonts w:ascii="Arial" w:cs="Arial" w:eastAsia="Arial" w:hAnsi="Arial"/>
+          <w:b/>
+          <w:bCs/>
+          <w:color w:val="9C7A3C"/>
+          <w:sz w:val="21"/>
+          <w:szCs w:val="21"/>
+        </w:rPr>
+        <w:t xml:space="preserve">And one thing worth asking them this week</w:t>
+      </w:r>
+    </w:p>
+    <w:p>
+      <w:pPr>
+        <w:spacing w:after="90" w:before="90" w:line="280"/>
+      </w:pPr>
+      <w:r>
+        <w:rPr>
+          <w:rFonts w:ascii="Arial" w:cs="Arial" w:eastAsia="Arial" w:hAnsi="Arial"/>
+          <w:color w:val="14181D"/>
+          <w:sz w:val="20"/>
+          <w:szCs w:val="20"/>
+        </w:rPr>
+        <w:t xml:space="preserve">If JNN GLOBAL LTD is the contracting party for the AZES appointment — not the director personally — and any defined phase of work is complete, </w:t>
+      </w:r>
+      <w:r>
+        <w:rPr>
+          <w:rFonts w:ascii="Arial" w:cs="Arial" w:eastAsia="Arial" w:hAnsi="Arial"/>
+          <w:b/>
+          <w:bCs/>
+          <w:color w:val="14181D"/>
+          <w:sz w:val="20"/>
+          <w:szCs w:val="20"/>
+        </w:rPr>
+        <w:t xml:space="preserve">AZES could countersign an Attachment 1a.</w:t>
+      </w:r>
+      <w:r>
+        <w:rPr>
+          <w:rFonts w:ascii="Arial" w:cs="Arial" w:eastAsia="Arial" w:hAnsi="Arial"/>
+          <w:color w:val="14181D"/>
+          <w:sz w:val="20"/>
+          <w:szCs w:val="20"/>
+        </w:rPr>
+        <w:t xml:space="preserve"> That would be a completed contract example delivered by the bidding entity, which is the single thing holding up every procurement thread.</w:t>
+      </w:r>
+    </w:p>
+    <w:p>
+      <w:pPr>
+        <w:spacing w:after="90" w:before="90" w:line="280"/>
+      </w:pPr>
+      <w:r>
+        <w:rPr>
+          <w:rFonts w:ascii="Arial" w:cs="Arial" w:eastAsia="Arial" w:hAnsi="Arial"/>
+          <w:color w:val="14181D"/>
+          <w:sz w:val="20"/>
+          <w:szCs w:val="20"/>
+        </w:rPr>
+        <w:t xml:space="preserve">Two conditions to check before relying on it: who the contract is actually with, and whether an agency awaiting its own funding approval will put a signature on a confirmation of services. It costs one email to find out, and the upside is the whole procurement pipeline.</w:t>
       </w:r>
     </w:p>
     <w:p>

--- a/business/strategy/ETABLIX-three-months.docx
+++ b/business/strategy/ETABLIX-three-months.docx
@@ -327,7 +327,7 @@
                 <w:sz w:val="18"/>
                 <w:szCs w:val="18"/>
               </w:rPr>
-              <w:t xml:space="preserve">2 October 2026</w:t>
+              <w:t xml:space="preserve">5 October 2026</w:t>
             </w:r>
           </w:p>
         </w:tc>
@@ -495,7 +495,101 @@
           <w:sz w:val="26"/>
           <w:szCs w:val="26"/>
         </w:rPr>
-        <w:t xml:space="preserve">Track A — the thing that actually solves it, and it solves two problems at once</w:t>
+        <w:t xml:space="preserve">Track A has changed. GE Vernova came to us.</w:t>
+      </w:r>
+    </w:p>
+    <w:p>
+      <w:pPr>
+        <w:spacing w:after="90" w:before="90" w:line="280"/>
+      </w:pPr>
+      <w:r>
+        <w:rPr>
+          <w:rFonts w:ascii="Arial" w:cs="Arial" w:eastAsia="Arial" w:hAnsi="Arial"/>
+          <w:color w:val="14181D"/>
+          <w:sz w:val="20"/>
+          <w:szCs w:val="20"/>
+        </w:rPr>
+        <w:t xml:space="preserve">On 5 October 2026 Marc Townsend, GRID Solutions UK, invited ETABLIX to register as a supplier on GE Vernova Supplier Connect. That invitation is now the best route in this plan and it supersedes the ordering below, because a purchase order to JNN GLOBAL LTD is income, the contract example the GCA requires, and a referee who has watched the director deliver — all from one process.</w:t>
+      </w:r>
+    </w:p>
+    <w:p>
+      <w:pPr>
+        <w:spacing w:after="90" w:before="90" w:line="280"/>
+      </w:pPr>
+      <w:r>
+        <w:rPr>
+          <w:rFonts w:ascii="Arial" w:cs="Arial" w:eastAsia="Arial" w:hAnsi="Arial"/>
+          <w:b/>
+          <w:bCs/>
+          <w:color w:val="14181D"/>
+          <w:sz w:val="20"/>
+          <w:szCs w:val="20"/>
+        </w:rPr>
+        <w:t xml:space="preserve">It does not replace the agency track, it leads it.</w:t>
+      </w:r>
+      <w:r>
+        <w:rPr>
+          <w:rFonts w:ascii="Arial" w:cs="Arial" w:eastAsia="Arial" w:hAnsi="Arial"/>
+          <w:color w:val="14181D"/>
+          <w:sz w:val="20"/>
+          <w:szCs w:val="20"/>
+        </w:rPr>
+        <w:t xml:space="preserve"> Registration, screening and approval take weeks, and a purchase order then needs a requisitioner with a live need. Four to ten weeks is realistic, which fits inside three months but not comfortably. The agency approaches below cost nothing if GE Vernova lands first and are the only thing standing between here and arrears if it slips.</w:t>
+      </w:r>
+    </w:p>
+    <w:p>
+      <w:pPr>
+        <w:spacing w:after="90" w:before="90" w:line="280"/>
+      </w:pPr>
+      <w:r>
+        <w:rPr>
+          <w:rFonts w:ascii="Arial" w:cs="Arial" w:eastAsia="Arial" w:hAnsi="Arial"/>
+          <w:color w:val="14181D"/>
+          <w:sz w:val="20"/>
+          <w:szCs w:val="20"/>
+        </w:rPr>
+        <w:t xml:space="preserve">Full detail, including the five things to get right in the application and the NDA clause that has to be read before it is acknowledged, is in </w:t>
+      </w:r>
+      <w:r>
+        <w:rPr>
+          <w:rFonts w:ascii="Arial" w:cs="Arial" w:eastAsia="Arial" w:hAnsi="Arial"/>
+          <w:i/>
+          <w:iCs/>
+          <w:color w:val="14181D"/>
+          <w:sz w:val="20"/>
+          <w:szCs w:val="20"/>
+        </w:rPr>
+        <w:t xml:space="preserve">business/marketing/ge-vernova-supplier-invitation.md</w:t>
+      </w:r>
+      <w:r>
+        <w:rPr>
+          <w:rFonts w:ascii="Arial" w:cs="Arial" w:eastAsia="Arial" w:hAnsi="Arial"/>
+          <w:color w:val="14181D"/>
+          <w:sz w:val="20"/>
+          <w:szCs w:val="20"/>
+        </w:rPr>
+        <w:t xml:space="preserve">.</w:t>
+      </w:r>
+    </w:p>
+    <w:p>
+      <w:pPr>
+        <w:pStyle w:val="Heading1"/>
+        <w:keepNext/>
+        <w:pBdr>
+          <w:bottom w:val="single" w:color="9C7A3C" w:sz="8" w:space="6"/>
+        </w:pBdr>
+        <w:spacing w:after="150" w:before="380"/>
+      </w:pPr>
+      <w:r>
+        <w:rPr>
+          <w:rFonts w:ascii="Arial" w:cs="Arial" w:eastAsia="Arial" w:hAnsi="Arial"/>
+          <w:b/>
+          <w:bCs/>
+          <w:color w:val="14181D"/>
+          <w:sz w:val="26"/>
+          <w:szCs w:val="26"/>
+        </w:rPr>
+        <w:t xml:space="preserve">Track A (the general case) — contract back into the market you know</w:t>
       </w:r>
     </w:p>
     <w:p>
@@ -1685,16 +1779,36 @@
           <w:sz w:val="20"/>
           <w:szCs w:val="20"/>
         </w:rPr>
-        <w:t xml:space="preserve">Spend nothing on Cyber Essentials or insurance until there is income.</w:t>
-      </w:r>
-      <w:r>
-        <w:rPr>
-          <w:rFonts w:ascii="Arial" w:cs="Arial" w:eastAsia="Arial" w:hAnsi="Arial"/>
-          <w:color w:val="14181D"/>
-          <w:sz w:val="20"/>
-          <w:szCs w:val="20"/>
-        </w:rPr>
-        <w:t xml:space="preserve"> They are prerequisites for appointment, not for registration, and the frameworks are open for four years. They can wait three months. Cash cannot.</w:t>
+        <w:t xml:space="preserve">Cyber Essentials can wait. Insurance cannot, and that is a change.</w:t>
+      </w:r>
+      <w:r>
+        <w:rPr>
+          <w:rFonts w:ascii="Arial" w:cs="Arial" w:eastAsia="Arial" w:hAnsi="Arial"/>
+          <w:color w:val="14181D"/>
+          <w:sz w:val="20"/>
+          <w:szCs w:val="20"/>
+        </w:rPr>
+        <w:t xml:space="preserve"> This plan originally said to spend on neither until there was income, because both are prerequisites for framework </w:t>
+      </w:r>
+      <w:r>
+        <w:rPr>
+          <w:rFonts w:ascii="Arial" w:cs="Arial" w:eastAsia="Arial" w:hAnsi="Arial"/>
+          <w:i/>
+          <w:iCs/>
+          <w:color w:val="14181D"/>
+          <w:sz w:val="20"/>
+          <w:szCs w:val="20"/>
+        </w:rPr>
+        <w:t xml:space="preserve">appointment</w:t>
+      </w:r>
+      <w:r>
+        <w:rPr>
+          <w:rFonts w:ascii="Arial" w:cs="Arial" w:eastAsia="Arial" w:hAnsi="Arial"/>
+          <w:color w:val="14181D"/>
+          <w:sz w:val="20"/>
+          <w:szCs w:val="20"/>
+        </w:rPr>
+        <w:t xml:space="preserve"> rather than registration. The GE Vernova supplier invitation reverses it for insurance: a tier-one contractor onboarding a supplier requires evidence of professional indemnity and public liability before a purchase order, not after. That is no longer speculative spend against a maybe — it is a condition of the one live revenue route. Get quotes this week. Cyber Essentials stays where it was.</w:t>
       </w:r>
     </w:p>
     <w:p>
@@ -1867,7 +1981,113 @@
                 <w:sz w:val="16"/>
                 <w:szCs w:val="16"/>
               </w:rPr>
+              <w:t xml:space="preserve">Register on GE Vernova Supplier Connect, in Chrome, using the personal link. Bank details and tax references go straight into the portal and nowhere else.</w:t>
+            </w:r>
+          </w:p>
+        </w:tc>
+      </w:tr>
+      <w:tr>
+        <w:tc>
+          <w:tcPr>
+            <w:tcW w:type="dxa" w:w="1383"/>
+            <w:shd w:fill="F2EFE7" w:color="auto" w:val="clear"/>
+            <w:tcMar>
+              <w:top w:type="dxa" w:w="70"/>
+              <w:left w:type="dxa" w:w="110"/>
+              <w:bottom w:type="dxa" w:w="70"/>
+              <w:right w:type="dxa" w:w="110"/>
+            </w:tcMar>
+          </w:tcPr>
+          <w:p>
+            <w:pPr>
+              <w:spacing w:after="0" w:before="0" w:line="250"/>
+            </w:pPr>
+            <w:r>
+              <w:rPr>
+                <w:rFonts w:ascii="Arial" w:cs="Arial" w:eastAsia="Arial" w:hAnsi="Arial"/>
+                <w:color w:val="14181D"/>
+                <w:sz w:val="16"/>
+                <w:szCs w:val="16"/>
+              </w:rPr>
+              <w:t xml:space="preserve">Today</w:t>
+            </w:r>
+          </w:p>
+        </w:tc>
+        <w:tc>
+          <w:tcPr>
+            <w:tcW w:type="dxa" w:w="6917"/>
+            <w:shd w:fill="F2EFE7" w:color="auto" w:val="clear"/>
+            <w:tcMar>
+              <w:top w:type="dxa" w:w="70"/>
+              <w:left w:type="dxa" w:w="110"/>
+              <w:bottom w:type="dxa" w:w="70"/>
+              <w:right w:type="dxa" w:w="110"/>
+            </w:tcMar>
+          </w:tcPr>
+          <w:p>
+            <w:pPr>
+              <w:spacing w:after="0" w:before="0" w:line="250"/>
+            </w:pPr>
+            <w:r>
+              <w:rPr>
+                <w:rFonts w:ascii="Arial" w:cs="Arial" w:eastAsia="Arial" w:hAnsi="Arial"/>
+                <w:color w:val="14181D"/>
+                <w:sz w:val="16"/>
+                <w:szCs w:val="16"/>
+              </w:rPr>
               <w:t xml:space="preserve">Telephone the mortgage lender. Then book a free advice appointment.</w:t>
+            </w:r>
+          </w:p>
+        </w:tc>
+      </w:tr>
+      <w:tr>
+        <w:tc>
+          <w:tcPr>
+            <w:tcW w:type="dxa" w:w="1383"/>
+            <w:tcMar>
+              <w:top w:type="dxa" w:w="70"/>
+              <w:left w:type="dxa" w:w="110"/>
+              <w:bottom w:type="dxa" w:w="70"/>
+              <w:right w:type="dxa" w:w="110"/>
+            </w:tcMar>
+          </w:tcPr>
+          <w:p>
+            <w:pPr>
+              <w:spacing w:after="0" w:before="0" w:line="250"/>
+            </w:pPr>
+            <w:r>
+              <w:rPr>
+                <w:rFonts w:ascii="Arial" w:cs="Arial" w:eastAsia="Arial" w:hAnsi="Arial"/>
+                <w:color w:val="14181D"/>
+                <w:sz w:val="16"/>
+                <w:szCs w:val="16"/>
+              </w:rPr>
+              <w:t xml:space="preserve">Today</w:t>
+            </w:r>
+          </w:p>
+        </w:tc>
+        <w:tc>
+          <w:tcPr>
+            <w:tcW w:type="dxa" w:w="6917"/>
+            <w:tcMar>
+              <w:top w:type="dxa" w:w="70"/>
+              <w:left w:type="dxa" w:w="110"/>
+              <w:bottom w:type="dxa" w:w="70"/>
+              <w:right w:type="dxa" w:w="110"/>
+            </w:tcMar>
+          </w:tcPr>
+          <w:p>
+            <w:pPr>
+              <w:spacing w:after="0" w:before="0" w:line="250"/>
+            </w:pPr>
+            <w:r>
+              <w:rPr>
+                <w:rFonts w:ascii="Arial" w:cs="Arial" w:eastAsia="Arial" w:hAnsi="Arial"/>
+                <w:color w:val="14181D"/>
+                <w:sz w:val="16"/>
+                <w:szCs w:val="16"/>
+              </w:rPr>
+              <w:t xml:space="preserve">Read the attached GE Vernova NDA, specifically for anything restricting naming them as a reference customer.</w:t>
             </w:r>
           </w:p>
         </w:tc>

--- a/business/strategy/ETABLIX-three-months.docx
+++ b/business/strategy/ETABLIX-three-months.docx
@@ -327,7 +327,7 @@
                 <w:sz w:val="18"/>
                 <w:szCs w:val="18"/>
               </w:rPr>
-              <w:t xml:space="preserve">5 October 2026</w:t>
+              <w:t xml:space="preserve">7 October 2026</w:t>
             </w:r>
           </w:p>
         </w:tc>
@@ -495,7 +495,171 @@
           <w:sz w:val="26"/>
           <w:szCs w:val="26"/>
         </w:rPr>
-        <w:t xml:space="preserve">Track A has changed. GE Vernova came to us.</w:t>
+        <w:t xml:space="preserve">7 OCTOBER: GE VERNOVA IS A 2027 ROUTE. The agency track is now the plan.</w:t>
+      </w:r>
+    </w:p>
+    <w:p>
+      <w:pPr>
+        <w:spacing w:after="90" w:before="90" w:line="280"/>
+      </w:pPr>
+      <w:r>
+        <w:rPr>
+          <w:rFonts w:ascii="Arial" w:cs="Arial" w:eastAsia="Arial" w:hAnsi="Arial"/>
+          <w:color w:val="14181D"/>
+          <w:sz w:val="20"/>
+          <w:szCs w:val="20"/>
+        </w:rPr>
+        <w:t xml:space="preserve">Two days after authorising the documented-QMS route, Grid Solutions added that third-party quality accreditation is a blocker to placing any purchase order, and that naming GE Vernova as a reference is </w:t>
+      </w:r>
+      <w:r>
+        <w:rPr>
+          <w:rFonts w:ascii="Arial" w:cs="Arial" w:eastAsia="Arial" w:hAnsi="Arial"/>
+          <w:b/>
+          <w:bCs/>
+          <w:color w:val="14181D"/>
+          <w:sz w:val="20"/>
+          <w:szCs w:val="20"/>
+        </w:rPr>
+        <w:t xml:space="preserve">strictly forbidden</w:t>
+      </w:r>
+      <w:r>
+        <w:rPr>
+          <w:rFonts w:ascii="Arial" w:cs="Arial" w:eastAsia="Arial" w:hAnsi="Arial"/>
+          <w:color w:val="14181D"/>
+          <w:sz w:val="20"/>
+          <w:szCs w:val="20"/>
+        </w:rPr>
+        <w:t xml:space="preserve">.</w:t>
+      </w:r>
+    </w:p>
+    <w:p>
+      <w:pPr>
+        <w:spacing w:after="90" w:before="90" w:line="280"/>
+      </w:pPr>
+      <w:r>
+        <w:rPr>
+          <w:rFonts w:ascii="Arial" w:cs="Arial" w:eastAsia="Arial" w:hAnsi="Arial"/>
+          <w:color w:val="14181D"/>
+          <w:sz w:val="20"/>
+          <w:szCs w:val="20"/>
+        </w:rPr>
+        <w:t xml:space="preserve">That removes both of the things this plan was relying on them for. No purchase order without ISO 9001, which is weeks and real money that do not exist in this window. And no Attachment 1a, because that requires the customer to countersign a confirmation of services and a company that forbids being named as a reference will not sign one.</w:t>
+      </w:r>
+    </w:p>
+    <w:p>
+      <w:pPr>
+        <w:spacing w:after="90" w:before="90" w:line="280"/>
+      </w:pPr>
+      <w:r>
+        <w:rPr>
+          <w:rFonts w:ascii="Arial" w:cs="Arial" w:eastAsia="Arial" w:hAnsi="Arial"/>
+          <w:b/>
+          <w:bCs/>
+          <w:color w:val="14181D"/>
+          <w:sz w:val="20"/>
+          <w:szCs w:val="20"/>
+        </w:rPr>
+        <w:t xml:space="preserve">The agency route clears both blockers, which is why it is now the plan rather than the hedge.</w:t>
+      </w:r>
+      <w:r>
+        <w:rPr>
+          <w:rFonts w:ascii="Arial" w:cs="Arial" w:eastAsia="Arial" w:hAnsi="Arial"/>
+          <w:color w:val="14181D"/>
+          <w:sz w:val="20"/>
+          <w:szCs w:val="20"/>
+        </w:rPr>
+        <w:t xml:space="preserve"> A staffing or technical-recruitment agency placing JNN GLOBAL LTD on contract does not ask for ISO 9001. And the agency is then the customer, so </w:t>
+      </w:r>
+      <w:r>
+        <w:rPr>
+          <w:rFonts w:ascii="Arial" w:cs="Arial" w:eastAsia="Arial" w:hAnsi="Arial"/>
+          <w:b/>
+          <w:bCs/>
+          <w:color w:val="14181D"/>
+          <w:sz w:val="20"/>
+          <w:szCs w:val="20"/>
+        </w:rPr>
+        <w:t xml:space="preserve">the agency can sign Attachment 1a</w:t>
+      </w:r>
+      <w:r>
+        <w:rPr>
+          <w:rFonts w:ascii="Arial" w:cs="Arial" w:eastAsia="Arial" w:hAnsi="Arial"/>
+          <w:color w:val="14181D"/>
+          <w:sz w:val="20"/>
+          <w:szCs w:val="20"/>
+        </w:rPr>
+        <w:t xml:space="preserve"> — the GCA confirmed that acting as a sub-contractor is a valid position for a contract example. One route, income and the framework unlock, no accreditation needed.</w:t>
+      </w:r>
+    </w:p>
+    <w:p>
+      <w:pPr>
+        <w:spacing w:after="90" w:before="90" w:line="280"/>
+      </w:pPr>
+      <w:r>
+        <w:rPr>
+          <w:rFonts w:ascii="Arial" w:cs="Arial" w:eastAsia="Arial" w:hAnsi="Arial"/>
+          <w:b/>
+          <w:bCs/>
+          <w:color w:val="14181D"/>
+          <w:sz w:val="20"/>
+          <w:szCs w:val="20"/>
+        </w:rPr>
+        <w:t xml:space="preserve">Keep the GE Vernova registration warm, cheaply.</w:t>
+      </w:r>
+      <w:r>
+        <w:rPr>
+          <w:rFonts w:ascii="Arial" w:cs="Arial" w:eastAsia="Arial" w:hAnsi="Arial"/>
+          <w:color w:val="14181D"/>
+          <w:sz w:val="20"/>
+          <w:szCs w:val="20"/>
+        </w:rPr>
+        <w:t xml:space="preserve"> Send the company information letter, sign and return the NDA, and leave it. The blocker is a certificate, and certificates arrive. Nothing there is urgent any more.</w:t>
+      </w:r>
+    </w:p>
+    <w:p>
+      <w:pPr>
+        <w:spacing w:after="90" w:before="90" w:line="280"/>
+      </w:pPr>
+      <w:r>
+        <w:rPr>
+          <w:rFonts w:ascii="Arial" w:cs="Arial" w:eastAsia="Arial" w:hAnsi="Arial"/>
+          <w:b/>
+          <w:bCs/>
+          <w:color w:val="14181D"/>
+          <w:sz w:val="20"/>
+          <w:szCs w:val="20"/>
+        </w:rPr>
+        <w:t xml:space="preserve">And one permanent rule out of it: GE Vernova is never named as a reference.</w:t>
+      </w:r>
+      <w:r>
+        <w:rPr>
+          <w:rFonts w:ascii="Arial" w:cs="Arial" w:eastAsia="Arial" w:hAnsi="Arial"/>
+          <w:color w:val="14181D"/>
+          <w:sz w:val="20"/>
+          <w:szCs w:val="20"/>
+        </w:rPr>
+        <w:t xml:space="preserve"> Not on a CV, not in a bid, not in a LinkedIn comment, not in conversation.</w:t>
+      </w:r>
+    </w:p>
+    <w:p>
+      <w:pPr>
+        <w:pStyle w:val="Heading1"/>
+        <w:keepNext/>
+        <w:pBdr>
+          <w:bottom w:val="single" w:color="9C7A3C" w:sz="8" w:space="6"/>
+        </w:pBdr>
+        <w:spacing w:after="150" w:before="380"/>
+      </w:pPr>
+      <w:r>
+        <w:rPr>
+          <w:rFonts w:ascii="Arial" w:cs="Arial" w:eastAsia="Arial" w:hAnsi="Arial"/>
+          <w:b/>
+          <w:bCs/>
+          <w:color w:val="14181D"/>
+          <w:sz w:val="26"/>
+          <w:szCs w:val="26"/>
+        </w:rPr>
+        <w:t xml:space="preserve">The invitation, as it stood on 5 October</w:t>
       </w:r>
     </w:p>
     <w:p>
